--- a/peerj_analysis/tables/Supplemental Table S3.docx
+++ b/peerj_analysis/tables/Supplemental Table S3.docx
@@ -3,6 +3,10 @@
 <w:document xmlns:wpc="http://schemas.microsoft.com/office/word/2010/wordprocessingCanvas" xmlns:mo="http://schemas.microsoft.com/office/mac/office/2008/main" xmlns:mc="http://schemas.openxmlformats.org/markup-compatibility/2006" xmlns:mv="urn:schemas-microsoft-com:mac:vml" xmlns:o="urn:schemas-microsoft-com:office:office" xmlns:r="http://schemas.openxmlformats.org/officeDocument/2006/relationships" xmlns:m="http://schemas.openxmlformats.org/officeDocument/2006/math" xmlns:v="urn:schemas-microsoft-com:vml" xmlns:wp14="http://schemas.microsoft.com/office/word/2010/wordprocessingDrawing" xmlns:wp="http://schemas.openxmlformats.org/drawingml/2006/wordprocessingDrawing" xmlns:w10="urn:schemas-microsoft-com:office:word" xmlns:w="http://schemas.openxmlformats.org/wordprocessingml/2006/main" xmlns:w14="http://schemas.microsoft.com/office/word/2010/wordml" xmlns:wpg="http://schemas.microsoft.com/office/word/2010/wordprocessingGroup" xmlns:wpi="http://schemas.microsoft.com/office/word/2010/wordprocessingInk" xmlns:wne="http://schemas.microsoft.com/office/word/2006/wordml" xmlns:wps="http://schemas.microsoft.com/office/word/2010/wordprocessingShape" mc:Ignorable="w14 wp14">
   <w:body>
     <w:p>
+      <w:pPr>
+        <w:keepNext/>
+        <w:spacing w:line="240" w:lineRule="auto"/>
+      </w:pPr>
       <w:r>
         <w:rPr>
           <w:b/>
@@ -16,21 +20,34 @@
         <w:tblStyle w:val="TableGrid"/>
         <w:tblW w:type="auto" w:w="0"/>
         <w:jc w:val="center"/>
+        <w:tblLayout w:type="fixed"/>
         <w:tblLook w:firstColumn="1" w:firstRow="1" w:lastColumn="0" w:lastRow="0" w:noHBand="0" w:noVBand="1" w:val="04A0"/>
+        <w:tblBorders>
+          <w:top w:val="single" w:sz="4" w:color="D9D9D9"/>
+          <w:left w:val="single" w:sz="4" w:color="D9D9D9"/>
+          <w:bottom w:val="single" w:sz="4" w:color="D9D9D9"/>
+          <w:right w:val="single" w:sz="4" w:color="D9D9D9"/>
+          <w:insideH w:val="single" w:sz="4" w:color="D9D9D9"/>
+          <w:insideV w:val="single" w:sz="4" w:color="D9D9D9"/>
+        </w:tblBorders>
       </w:tblPr>
       <w:tblGrid>
-        <w:gridCol w:w="1872"/>
-        <w:gridCol w:w="1872"/>
-        <w:gridCol w:w="1872"/>
-        <w:gridCol w:w="1872"/>
-        <w:gridCol w:w="1872"/>
+        <w:gridCol w:w="3182"/>
+        <w:gridCol w:w="1498"/>
+        <w:gridCol w:w="1498"/>
+        <w:gridCol w:w="1685"/>
+        <w:gridCol w:w="1498"/>
       </w:tblGrid>
       <w:tr>
         <w:tc>
           <w:tcPr>
-            <w:tcW w:type="dxa" w:w="2448"/>
+            <w:tcW w:type="dxa" w:w="3182"/>
+            <w:shd w:fill="EAF1F8"/>
           </w:tcPr>
           <w:p>
+            <w:pPr>
+              <w:spacing w:after="40" w:before="40" w:line="240" w:lineRule="auto"/>
+            </w:pPr>
             <w:r/>
             <w:r>
               <w:rPr>
@@ -44,9 +61,13 @@
         </w:tc>
         <w:tc>
           <w:tcPr>
-            <w:tcW w:type="dxa" w:w="1152"/>
+            <w:tcW w:type="dxa" w:w="1498"/>
+            <w:shd w:fill="EAF1F8"/>
           </w:tcPr>
           <w:p>
+            <w:pPr>
+              <w:spacing w:after="40" w:before="40" w:line="240" w:lineRule="auto"/>
+            </w:pPr>
             <w:r/>
             <w:r>
               <w:rPr>
@@ -60,9 +81,13 @@
         </w:tc>
         <w:tc>
           <w:tcPr>
-            <w:tcW w:type="dxa" w:w="1152"/>
+            <w:tcW w:type="dxa" w:w="1498"/>
+            <w:shd w:fill="EAF1F8"/>
           </w:tcPr>
           <w:p>
+            <w:pPr>
+              <w:spacing w:after="40" w:before="40" w:line="240" w:lineRule="auto"/>
+            </w:pPr>
             <w:r/>
             <w:r>
               <w:rPr>
@@ -76,9 +101,13 @@
         </w:tc>
         <w:tc>
           <w:tcPr>
-            <w:tcW w:type="dxa" w:w="1296"/>
+            <w:tcW w:type="dxa" w:w="1685"/>
+            <w:shd w:fill="EAF1F8"/>
           </w:tcPr>
           <w:p>
+            <w:pPr>
+              <w:spacing w:after="40" w:before="40" w:line="240" w:lineRule="auto"/>
+            </w:pPr>
             <w:r/>
             <w:r>
               <w:rPr>
@@ -92,9 +121,13 @@
         </w:tc>
         <w:tc>
           <w:tcPr>
-            <w:tcW w:type="dxa" w:w="1152"/>
+            <w:tcW w:type="dxa" w:w="1498"/>
+            <w:shd w:fill="EAF1F8"/>
           </w:tcPr>
           <w:p>
+            <w:pPr>
+              <w:spacing w:after="40" w:before="40" w:line="240" w:lineRule="auto"/>
+            </w:pPr>
             <w:r/>
             <w:r>
               <w:rPr>
@@ -110,9 +143,12 @@
       <w:tr>
         <w:tc>
           <w:tcPr>
-            <w:tcW w:type="dxa" w:w="2448"/>
+            <w:tcW w:type="dxa" w:w="3182"/>
           </w:tcPr>
           <w:p>
+            <w:pPr>
+              <w:spacing w:after="40" w:before="40" w:line="240" w:lineRule="auto"/>
+            </w:pPr>
             <w:r/>
             <w:r>
               <w:rPr>
@@ -125,9 +161,12 @@
         </w:tc>
         <w:tc>
           <w:tcPr>
-            <w:tcW w:type="dxa" w:w="1152"/>
+            <w:tcW w:type="dxa" w:w="1498"/>
           </w:tcPr>
           <w:p>
+            <w:pPr>
+              <w:spacing w:after="40" w:before="40" w:line="240" w:lineRule="auto"/>
+            </w:pPr>
             <w:r/>
             <w:r>
               <w:rPr>
@@ -140,9 +179,12 @@
         </w:tc>
         <w:tc>
           <w:tcPr>
-            <w:tcW w:type="dxa" w:w="1152"/>
+            <w:tcW w:type="dxa" w:w="1498"/>
           </w:tcPr>
           <w:p>
+            <w:pPr>
+              <w:spacing w:after="40" w:before="40" w:line="240" w:lineRule="auto"/>
+            </w:pPr>
             <w:r/>
             <w:r>
               <w:rPr>
@@ -155,9 +197,12 @@
         </w:tc>
         <w:tc>
           <w:tcPr>
-            <w:tcW w:type="dxa" w:w="1296"/>
+            <w:tcW w:type="dxa" w:w="1685"/>
           </w:tcPr>
           <w:p>
+            <w:pPr>
+              <w:spacing w:after="40" w:before="40" w:line="240" w:lineRule="auto"/>
+            </w:pPr>
             <w:r/>
             <w:r>
               <w:rPr>
@@ -170,9 +215,12 @@
         </w:tc>
         <w:tc>
           <w:tcPr>
-            <w:tcW w:type="dxa" w:w="1152"/>
+            <w:tcW w:type="dxa" w:w="1498"/>
           </w:tcPr>
           <w:p>
+            <w:pPr>
+              <w:spacing w:after="40" w:before="40" w:line="240" w:lineRule="auto"/>
+            </w:pPr>
             <w:r/>
             <w:r>
               <w:rPr>
@@ -187,9 +235,12 @@
       <w:tr>
         <w:tc>
           <w:tcPr>
-            <w:tcW w:type="dxa" w:w="2448"/>
+            <w:tcW w:type="dxa" w:w="3182"/>
           </w:tcPr>
           <w:p>
+            <w:pPr>
+              <w:spacing w:after="40" w:before="40" w:line="240" w:lineRule="auto"/>
+            </w:pPr>
             <w:r/>
             <w:r>
               <w:rPr>
@@ -202,9 +253,12 @@
         </w:tc>
         <w:tc>
           <w:tcPr>
-            <w:tcW w:type="dxa" w:w="1152"/>
+            <w:tcW w:type="dxa" w:w="1498"/>
           </w:tcPr>
           <w:p>
+            <w:pPr>
+              <w:spacing w:after="40" w:before="40" w:line="240" w:lineRule="auto"/>
+            </w:pPr>
             <w:r/>
             <w:r>
               <w:rPr>
@@ -217,9 +271,12 @@
         </w:tc>
         <w:tc>
           <w:tcPr>
-            <w:tcW w:type="dxa" w:w="1152"/>
+            <w:tcW w:type="dxa" w:w="1498"/>
           </w:tcPr>
           <w:p>
+            <w:pPr>
+              <w:spacing w:after="40" w:before="40" w:line="240" w:lineRule="auto"/>
+            </w:pPr>
             <w:r/>
             <w:r>
               <w:rPr>
@@ -232,9 +289,12 @@
         </w:tc>
         <w:tc>
           <w:tcPr>
-            <w:tcW w:type="dxa" w:w="1296"/>
+            <w:tcW w:type="dxa" w:w="1685"/>
           </w:tcPr>
           <w:p>
+            <w:pPr>
+              <w:spacing w:after="40" w:before="40" w:line="240" w:lineRule="auto"/>
+            </w:pPr>
             <w:r/>
             <w:r>
               <w:rPr>
@@ -247,9 +307,12 @@
         </w:tc>
         <w:tc>
           <w:tcPr>
-            <w:tcW w:type="dxa" w:w="1152"/>
+            <w:tcW w:type="dxa" w:w="1498"/>
           </w:tcPr>
           <w:p>
+            <w:pPr>
+              <w:spacing w:after="40" w:before="40" w:line="240" w:lineRule="auto"/>
+            </w:pPr>
             <w:r/>
             <w:r>
               <w:rPr>
@@ -264,9 +327,12 @@
       <w:tr>
         <w:tc>
           <w:tcPr>
-            <w:tcW w:type="dxa" w:w="2448"/>
+            <w:tcW w:type="dxa" w:w="3182"/>
           </w:tcPr>
           <w:p>
+            <w:pPr>
+              <w:spacing w:after="40" w:before="40" w:line="240" w:lineRule="auto"/>
+            </w:pPr>
             <w:r/>
             <w:r>
               <w:rPr>
@@ -279,9 +345,12 @@
         </w:tc>
         <w:tc>
           <w:tcPr>
-            <w:tcW w:type="dxa" w:w="1152"/>
+            <w:tcW w:type="dxa" w:w="1498"/>
           </w:tcPr>
           <w:p>
+            <w:pPr>
+              <w:spacing w:after="40" w:before="40" w:line="240" w:lineRule="auto"/>
+            </w:pPr>
             <w:r/>
             <w:r>
               <w:rPr>
@@ -294,9 +363,12 @@
         </w:tc>
         <w:tc>
           <w:tcPr>
-            <w:tcW w:type="dxa" w:w="1152"/>
+            <w:tcW w:type="dxa" w:w="1498"/>
           </w:tcPr>
           <w:p>
+            <w:pPr>
+              <w:spacing w:after="40" w:before="40" w:line="240" w:lineRule="auto"/>
+            </w:pPr>
             <w:r/>
             <w:r>
               <w:rPr>
@@ -309,9 +381,12 @@
         </w:tc>
         <w:tc>
           <w:tcPr>
-            <w:tcW w:type="dxa" w:w="1296"/>
+            <w:tcW w:type="dxa" w:w="1685"/>
           </w:tcPr>
           <w:p>
+            <w:pPr>
+              <w:spacing w:after="40" w:before="40" w:line="240" w:lineRule="auto"/>
+            </w:pPr>
             <w:r/>
             <w:r>
               <w:rPr>
@@ -324,9 +399,12 @@
         </w:tc>
         <w:tc>
           <w:tcPr>
-            <w:tcW w:type="dxa" w:w="1152"/>
+            <w:tcW w:type="dxa" w:w="1498"/>
           </w:tcPr>
           <w:p>
+            <w:pPr>
+              <w:spacing w:after="40" w:before="40" w:line="240" w:lineRule="auto"/>
+            </w:pPr>
             <w:r/>
             <w:r>
               <w:rPr>
@@ -341,9 +419,12 @@
       <w:tr>
         <w:tc>
           <w:tcPr>
-            <w:tcW w:type="dxa" w:w="2448"/>
+            <w:tcW w:type="dxa" w:w="3182"/>
           </w:tcPr>
           <w:p>
+            <w:pPr>
+              <w:spacing w:after="40" w:before="40" w:line="240" w:lineRule="auto"/>
+            </w:pPr>
             <w:r/>
             <w:r>
               <w:rPr>
@@ -356,9 +437,12 @@
         </w:tc>
         <w:tc>
           <w:tcPr>
-            <w:tcW w:type="dxa" w:w="1152"/>
+            <w:tcW w:type="dxa" w:w="1498"/>
           </w:tcPr>
           <w:p>
+            <w:pPr>
+              <w:spacing w:after="40" w:before="40" w:line="240" w:lineRule="auto"/>
+            </w:pPr>
             <w:r/>
             <w:r>
               <w:rPr>
@@ -371,9 +455,12 @@
         </w:tc>
         <w:tc>
           <w:tcPr>
-            <w:tcW w:type="dxa" w:w="1152"/>
+            <w:tcW w:type="dxa" w:w="1498"/>
           </w:tcPr>
           <w:p>
+            <w:pPr>
+              <w:spacing w:after="40" w:before="40" w:line="240" w:lineRule="auto"/>
+            </w:pPr>
             <w:r/>
             <w:r>
               <w:rPr>
@@ -386,9 +473,12 @@
         </w:tc>
         <w:tc>
           <w:tcPr>
-            <w:tcW w:type="dxa" w:w="1296"/>
+            <w:tcW w:type="dxa" w:w="1685"/>
           </w:tcPr>
           <w:p>
+            <w:pPr>
+              <w:spacing w:after="40" w:before="40" w:line="240" w:lineRule="auto"/>
+            </w:pPr>
             <w:r/>
             <w:r>
               <w:rPr>
@@ -401,9 +491,12 @@
         </w:tc>
         <w:tc>
           <w:tcPr>
-            <w:tcW w:type="dxa" w:w="1152"/>
+            <w:tcW w:type="dxa" w:w="1498"/>
           </w:tcPr>
           <w:p>
+            <w:pPr>
+              <w:spacing w:after="40" w:before="40" w:line="240" w:lineRule="auto"/>
+            </w:pPr>
             <w:r/>
             <w:r>
               <w:rPr>
@@ -417,12 +510,15 @@
       </w:tr>
     </w:tbl>
     <w:p>
+      <w:pPr>
+        <w:spacing w:line="240" w:lineRule="auto"/>
+      </w:pPr>
       <w:r>
         <w:rPr>
           <w:i/>
           <w:sz w:val="18"/>
         </w:rPr>
-        <w:t>200,000 draws from a uniform Dirichlet prior over the five objectives (success, thermal failure, ROS failure, overheating, energy), each min-max normalised across controllers before weighting. This replaces the single fixed-weight utility used in the earlier analysis, which is not reproducible as a preference statement.</w:t>
+        <w:t>200,000 Dirichlet(1,1,1,1,1) draws over five objectives (success, thermal failure, ROS failure, overheating, energy), min-max normalised across the four alternatives. Ranks are conditional on these objectives, candidates, normalisation and weight distribution. Pareto membership uses point estimates without uncertainty propagation; the baseline is a reference rather than a fifth candidate.</w:t>
       </w:r>
     </w:p>
     <w:sectPr>
